--- a/verificables revisión sistemática/00_INDICE.docx
+++ b/verificables revisión sistemática/00_INDICE.docx
@@ -965,7 +965,7 @@
               <w:rPr>
                 <w:sz w:val="18"/>
               </w:rPr>
-              <w:t>PARCIAL — 65 de 124 (52.4 %)</w:t>
+              <w:t>PARCIAL — 67 de 124 (54.0 %)</w:t>
             </w:r>
           </w:p>
         </w:tc>

--- a/verificables revisión sistemática/00_INDICE.docx
+++ b/verificables revisión sistemática/00_INDICE.docx
@@ -965,7 +965,7 @@
               <w:rPr>
                 <w:sz w:val="18"/>
               </w:rPr>
-              <w:t>PARCIAL — 67 de 124 (54.0 %)</w:t>
+              <w:t>PARCIAL — 69 de 124 (55.6 %)</w:t>
             </w:r>
           </w:p>
         </w:tc>

--- a/verificables revisión sistemática/00_INDICE.docx
+++ b/verificables revisión sistemática/00_INDICE.docx
@@ -965,7 +965,7 @@
               <w:rPr>
                 <w:sz w:val="18"/>
               </w:rPr>
-              <w:t>PARCIAL — 69 de 124 (55.6 %)</w:t>
+              <w:t>PARCIAL — 89 de 124 (71.8 %)</w:t>
             </w:r>
           </w:p>
         </w:tc>

--- a/verificables revisión sistemática/00_INDICE.docx
+++ b/verificables revisión sistemática/00_INDICE.docx
@@ -965,7 +965,7 @@
               <w:rPr>
                 <w:sz w:val="18"/>
               </w:rPr>
-              <w:t>PARCIAL — 89 de 124 (71.8 %)</w:t>
+              <w:t>PARCIAL — 90 de 124 (72.6 %)</w:t>
             </w:r>
           </w:p>
         </w:tc>

--- a/verificables revisión sistemática/00_INDICE.docx
+++ b/verificables revisión sistemática/00_INDICE.docx
@@ -411,7 +411,7 @@
               <w:rPr>
                 <w:sz w:val="18"/>
               </w:rPr>
-              <w:t>Pre-extracción de los 159 estudios, marcada como parcial</w:t>
+              <w:t>Pre-extracción de los 124 estudios, marcada como parcial</w:t>
             </w:r>
           </w:p>
         </w:tc>
@@ -455,7 +455,7 @@
               <w:rPr>
                 <w:sz w:val="18"/>
               </w:rPr>
-              <w:t>Los 219 estudios con situación, diseño, procedencia y si se obtuvo el texto completo</w:t>
+              <w:t>Los 184 estudios con situación, diseño, procedencia y si se obtuvo el texto completo</w:t>
             </w:r>
           </w:p>
         </w:tc>
@@ -845,7 +845,7 @@
               <w:rPr>
                 <w:sz w:val="18"/>
               </w:rPr>
-              <w:t>COMPLETO — 185 estudios</w:t>
+              <w:t>COMPLETO — 184 estudios</w:t>
             </w:r>
           </w:p>
         </w:tc>
@@ -875,7 +875,7 @@
               <w:rPr>
                 <w:sz w:val="18"/>
               </w:rPr>
-              <w:t>COMPLETA — 234 informes, ninguno sin prueba</w:t>
+              <w:t>COMPLETA — 233 informes, ninguno sin prueba</w:t>
             </w:r>
           </w:p>
         </w:tc>
@@ -935,7 +935,7 @@
               <w:rPr>
                 <w:sz w:val="18"/>
               </w:rPr>
-              <w:t>COMPLETA — 159 de 159</w:t>
+              <w:t>COMPLETA — 124 de 124</w:t>
             </w:r>
           </w:p>
         </w:tc>
@@ -965,7 +965,7 @@
               <w:rPr>
                 <w:sz w:val="18"/>
               </w:rPr>
-              <w:t>PARCIAL — 90 de 124 (72.6 %)</w:t>
+              <w:t>PARCIAL — 91 de 124 (73.4 %)</w:t>
             </w:r>
           </w:p>
         </w:tc>

--- a/verificables revisión sistemática/00_INDICE.docx
+++ b/verificables revisión sistemática/00_INDICE.docx
@@ -309,7 +309,7 @@
               <w:rPr>
                 <w:sz w:val="18"/>
               </w:rPr>
-              <w:t>S3_decisiones_etapa2_titulo.csv</w:t>
+              <w:t>S3_decisiones_etapa2_titulo.xlsx + .csv</w:t>
             </w:r>
           </w:p>
         </w:tc>
@@ -353,7 +353,7 @@
               <w:rPr>
                 <w:sz w:val="18"/>
               </w:rPr>
-              <w:t>S3_decisiones_etapa3_resumen.csv</w:t>
+              <w:t>S3_decisiones_etapa3_resumen.xlsx + .csv</w:t>
             </w:r>
           </w:p>
         </w:tc>
@@ -397,7 +397,7 @@
               <w:rPr>
                 <w:sz w:val="18"/>
               </w:rPr>
-              <w:t>S4_pre_extraccion_desde_resumen.csv</w:t>
+              <w:t>S4_pre_extraccion_desde_resumen.xlsx + .csv</w:t>
             </w:r>
           </w:p>
         </w:tc>
@@ -441,7 +441,7 @@
               <w:rPr>
                 <w:sz w:val="18"/>
               </w:rPr>
-              <w:t>S5_listado_184_estudios.csv</w:t>
+              <w:t>S5_listado_184_estudios.xlsx + .csv</w:t>
             </w:r>
           </w:p>
         </w:tc>
@@ -573,7 +573,7 @@
               <w:rPr>
                 <w:sz w:val="18"/>
               </w:rPr>
-              <w:t>S8_recuperacion_texto_completo.csv</w:t>
+              <w:t>S8_recuperacion_texto_completo.xlsx + .csv</w:t>
             </w:r>
           </w:p>
         </w:tc>
@@ -617,7 +617,7 @@
               <w:rPr>
                 <w:sz w:val="18"/>
               </w:rPr>
-              <w:t>S9_idioma_por_informe_y_clase_de_evidencia.csv</w:t>
+              <w:t>S9_idioma_por_informe_y_clase_de_evidencia.xlsx + .csv</w:t>
             </w:r>
           </w:p>
         </w:tc>
@@ -661,7 +661,7 @@
               <w:rPr>
                 <w:sz w:val="18"/>
               </w:rPr>
-              <w:t>S10_idioma_verificado_sobre_texto_completo.csv</w:t>
+              <w:t>S10_idioma_verificado_sobre_texto_completo.xlsx + .csv</w:t>
             </w:r>
           </w:p>
         </w:tc>
@@ -690,6 +690,182 @@
                 <w:sz w:val="18"/>
               </w:rPr>
               <w:t>PRISMA 2020, ítem 5</w:t>
+            </w:r>
+          </w:p>
+        </w:tc>
+      </w:tr>
+      <w:tr>
+        <w:tc>
+          <w:tcPr>
+            <w:tcW w:type="dxa" w:w="3175"/>
+          </w:tcPr>
+          <w:p>
+            <w:r/>
+            <w:r>
+              <w:rPr>
+                <w:sz w:val="18"/>
+              </w:rPr>
+              <w:t>S11_concordancia_entre_extractores.pdf</w:t>
+            </w:r>
+          </w:p>
+        </w:tc>
+        <w:tc>
+          <w:tcPr>
+            <w:tcW w:type="dxa" w:w="4195"/>
+          </w:tcPr>
+          <w:p>
+            <w:r/>
+            <w:r>
+              <w:rPr>
+                <w:sz w:val="18"/>
+              </w:rPr>
+              <w:t>Concordancia entre las dos extracciones independientes, variable a variable, antes de resolver nada</w:t>
+            </w:r>
+          </w:p>
+        </w:tc>
+        <w:tc>
+          <w:tcPr>
+            <w:tcW w:type="dxa" w:w="2041"/>
+          </w:tcPr>
+          <w:p>
+            <w:r/>
+            <w:r>
+              <w:rPr>
+                <w:sz w:val="18"/>
+              </w:rPr>
+              <w:t>PRISMA 2020, ítem 10a</w:t>
+            </w:r>
+          </w:p>
+        </w:tc>
+      </w:tr>
+      <w:tr>
+        <w:tc>
+          <w:tcPr>
+            <w:tcW w:type="dxa" w:w="3175"/>
+          </w:tcPr>
+          <w:p>
+            <w:r/>
+            <w:r>
+              <w:rPr>
+                <w:sz w:val="18"/>
+              </w:rPr>
+              <w:t>S12_resolucion_de_conflictos.pdf</w:t>
+            </w:r>
+          </w:p>
+        </w:tc>
+        <w:tc>
+          <w:tcPr>
+            <w:tcW w:type="dxa" w:w="4195"/>
+          </w:tcPr>
+          <w:p>
+            <w:r/>
+            <w:r>
+              <w:rPr>
+                <w:sz w:val="18"/>
+              </w:rPr>
+              <w:t>Dónde está hoy cada desacuerdo y con qué se resuelve</w:t>
+            </w:r>
+          </w:p>
+        </w:tc>
+        <w:tc>
+          <w:tcPr>
+            <w:tcW w:type="dxa" w:w="2041"/>
+          </w:tcPr>
+          <w:p>
+            <w:r/>
+            <w:r>
+              <w:rPr>
+                <w:sz w:val="18"/>
+              </w:rPr>
+              <w:t>PRISMA 2020, ítem 10a</w:t>
+            </w:r>
+          </w:p>
+        </w:tc>
+      </w:tr>
+      <w:tr>
+        <w:tc>
+          <w:tcPr>
+            <w:tcW w:type="dxa" w:w="3175"/>
+          </w:tcPr>
+          <w:p>
+            <w:r/>
+            <w:r>
+              <w:rPr>
+                <w:sz w:val="18"/>
+              </w:rPr>
+              <w:t>S13_reglas_de_extraccion_de_desenlaces.pdf</w:t>
+            </w:r>
+          </w:p>
+        </w:tc>
+        <w:tc>
+          <w:tcPr>
+            <w:tcW w:type="dxa" w:w="4195"/>
+          </w:tcPr>
+          <w:p>
+            <w:r/>
+            <w:r>
+              <w:rPr>
+                <w:sz w:val="18"/>
+              </w:rPr>
+              <w:t>Definición de erradicación y de éxito clínico, con su corrección documentada</w:t>
+            </w:r>
+          </w:p>
+        </w:tc>
+        <w:tc>
+          <w:tcPr>
+            <w:tcW w:type="dxa" w:w="2041"/>
+          </w:tcPr>
+          <w:p>
+            <w:r/>
+            <w:r>
+              <w:rPr>
+                <w:sz w:val="18"/>
+              </w:rPr>
+              <w:t>PRISMA 2020, ítems 10a y 13</w:t>
+            </w:r>
+          </w:p>
+        </w:tc>
+      </w:tr>
+      <w:tr>
+        <w:tc>
+          <w:tcPr>
+            <w:tcW w:type="dxa" w:w="3175"/>
+          </w:tcPr>
+          <w:p>
+            <w:r/>
+            <w:r>
+              <w:rPr>
+                <w:sz w:val="18"/>
+              </w:rPr>
+              <w:t>00_GUIA_DEL_MATERIAL_SUPLEMENTARIO.pdf</w:t>
+            </w:r>
+          </w:p>
+        </w:tc>
+        <w:tc>
+          <w:tcPr>
+            <w:tcW w:type="dxa" w:w="4195"/>
+          </w:tcPr>
+          <w:p>
+            <w:r/>
+            <w:r>
+              <w:rPr>
+                <w:sz w:val="18"/>
+              </w:rPr>
+              <w:t>Guía en lengua llana: qué pregunta contesta cada fichero</w:t>
+            </w:r>
+          </w:p>
+        </w:tc>
+        <w:tc>
+          <w:tcPr>
+            <w:tcW w:type="dxa" w:w="2041"/>
+          </w:tcPr>
+          <w:p>
+            <w:r/>
+            <w:r>
+              <w:rPr>
+                <w:sz w:val="18"/>
+              </w:rPr>
+              <w:t>Orientación para el revisor</w:t>
             </w:r>
           </w:p>
         </w:tc>
@@ -995,7 +1171,67 @@
               <w:rPr>
                 <w:sz w:val="18"/>
               </w:rPr>
-              <w:t>PENDIENTE — bloquea la publicación</w:t>
+              <w:t>COMPLETA — 122 de 124 estudios (98 %)</w:t>
+            </w:r>
+          </w:p>
+        </w:tc>
+      </w:tr>
+      <w:tr>
+        <w:tc>
+          <w:tcPr>
+            <w:tcW w:type="dxa" w:w="4535"/>
+          </w:tcPr>
+          <w:p>
+            <w:r/>
+            <w:r>
+              <w:rPr>
+                <w:sz w:val="18"/>
+              </w:rPr>
+              <w:t>Adjudicación de los desacuerdos</w:t>
+            </w:r>
+          </w:p>
+        </w:tc>
+        <w:tc>
+          <w:tcPr>
+            <w:tcW w:type="dxa" w:w="4876"/>
+          </w:tcPr>
+          <w:p>
+            <w:r/>
+            <w:r>
+              <w:rPr>
+                <w:sz w:val="18"/>
+              </w:rPr>
+              <w:t>PENDIENTE — 573 de 575 sin firmar; bloquea reportar desenlaces</w:t>
+            </w:r>
+          </w:p>
+        </w:tc>
+      </w:tr>
+      <w:tr>
+        <w:tc>
+          <w:tcPr>
+            <w:tcW w:type="dxa" w:w="4535"/>
+          </w:tcPr>
+          <w:p>
+            <w:r/>
+            <w:r>
+              <w:rPr>
+                <w:sz w:val="18"/>
+              </w:rPr>
+              <w:t>Validación del cribado en Rayyan</w:t>
+            </w:r>
+          </w:p>
+        </w:tc>
+        <w:tc>
+          <w:tcPr>
+            <w:tcW w:type="dxa" w:w="4876"/>
+          </w:tcPr>
+          <w:p>
+            <w:r/>
+            <w:r>
+              <w:rPr>
+                <w:sz w:val="18"/>
+              </w:rPr>
+              <w:t>COMPLETA — 0 falsos negativos en 350 registros recribados a ciegas</w:t>
             </w:r>
           </w:p>
         </w:tc>
@@ -1025,7 +1261,7 @@
               <w:rPr>
                 <w:sz w:val="18"/>
               </w:rPr>
-              <w:t>PENDIENTE — depende de la extracción</w:t>
+              <w:t>PENDIENTE — depende de la adjudicación</w:t>
             </w:r>
           </w:p>
         </w:tc>

--- a/verificables revisión sistemática/00_INDICE.docx
+++ b/verificables revisión sistemática/00_INDICE.docx
@@ -103,7 +103,7 @@
               <w:rPr>
                 <w:sz w:val="18"/>
               </w:rPr>
-              <w:t>Evaluación editorial: qué bloquea la publicación y qué solo la mejora</w:t>
+              <w:t>Evaluación editorial previa: qué bloquea la publicación y qué solo la mejora</w:t>
             </w:r>
           </w:p>
         </w:tc>
@@ -117,7 +117,7 @@
               <w:rPr>
                 <w:sz w:val="18"/>
               </w:rPr>
-              <w:t>Uso interno</w:t>
+              <w:t>Se adjunta a propósito; PRISMA ítem 27</w:t>
             </w:r>
           </w:p>
         </w:tc>

--- a/verificables revisión sistemática/00_INDICE.docx
+++ b/verificables revisión sistemática/00_INDICE.docx
@@ -1141,7 +1141,7 @@
               <w:rPr>
                 <w:sz w:val="18"/>
               </w:rPr>
-              <w:t>PARCIAL — 91 de 124 (73.4 %)</w:t>
+              <w:t>PARCIAL — 93 de 124 (75.0 %)</w:t>
             </w:r>
           </w:p>
         </w:tc>
@@ -1201,7 +1201,7 @@
               <w:rPr>
                 <w:sz w:val="18"/>
               </w:rPr>
-              <w:t>PENDIENTE — 573 de 575 sin firmar; bloquea reportar desenlaces</w:t>
+              <w:t>PENDIENTE — 14 de 575 sin firmar; bloquea reportar desenlaces</w:t>
             </w:r>
           </w:p>
         </w:tc>

--- a/verificables revisión sistemática/00_INDICE.docx
+++ b/verificables revisión sistemática/00_INDICE.docx
@@ -1201,7 +1201,7 @@
               <w:rPr>
                 <w:sz w:val="18"/>
               </w:rPr>
-              <w:t>PENDIENTE — 14 de 575 sin firmar; bloquea reportar desenlaces</w:t>
+              <w:t>PENDIENTE — 14 de 547 sin firmar; bloquea reportar desenlaces</w:t>
             </w:r>
           </w:p>
         </w:tc>

--- a/verificables revisión sistemática/00_INDICE.docx
+++ b/verificables revisión sistemática/00_INDICE.docx
@@ -1201,7 +1201,7 @@
               <w:rPr>
                 <w:sz w:val="18"/>
               </w:rPr>
-              <w:t>PENDIENTE — 14 de 547 sin firmar; bloquea reportar desenlaces</w:t>
+              <w:t>PENDIENTE — 14 de 541 sin firmar; bloquea reportar desenlaces</w:t>
             </w:r>
           </w:p>
         </w:tc>

--- a/verificables revisión sistemática/00_INDICE.docx
+++ b/verificables revisión sistemática/00_INDICE.docx
@@ -837,6 +837,94 @@
               <w:rPr>
                 <w:sz w:val="18"/>
               </w:rPr>
+              <w:t>S14_extraccion_adjudicada.csv</w:t>
+            </w:r>
+          </w:p>
+        </w:tc>
+        <w:tc>
+          <w:tcPr>
+            <w:tcW w:type="dxa" w:w="4195"/>
+          </w:tcPr>
+          <w:p>
+            <w:r/>
+            <w:r>
+              <w:rPr>
+                <w:sz w:val="18"/>
+              </w:rPr>
+              <w:t>Extracción definitiva, un valor por casilla tras el consenso</w:t>
+            </w:r>
+          </w:p>
+        </w:tc>
+        <w:tc>
+          <w:tcPr>
+            <w:tcW w:type="dxa" w:w="2041"/>
+          </w:tcPr>
+          <w:p>
+            <w:r/>
+            <w:r>
+              <w:rPr>
+                <w:sz w:val="18"/>
+              </w:rPr>
+              <w:t>PRISMA 2020, ítems 10a y 19</w:t>
+            </w:r>
+          </w:p>
+        </w:tc>
+      </w:tr>
+      <w:tr>
+        <w:tc>
+          <w:tcPr>
+            <w:tcW w:type="dxa" w:w="3175"/>
+          </w:tcPr>
+          <w:p>
+            <w:r/>
+            <w:r>
+              <w:rPr>
+                <w:sz w:val="18"/>
+              </w:rPr>
+              <w:t>S15_procedencia_de_cada_casilla.csv</w:t>
+            </w:r>
+          </w:p>
+        </w:tc>
+        <w:tc>
+          <w:tcPr>
+            <w:tcW w:type="dxa" w:w="4195"/>
+          </w:tcPr>
+          <w:p>
+            <w:r/>
+            <w:r>
+              <w:rPr>
+                <w:sz w:val="18"/>
+              </w:rPr>
+              <w:t>Si cada casilla la acordaron los dos, la firmó el consenso, o la leyó uno solo</w:t>
+            </w:r>
+          </w:p>
+        </w:tc>
+        <w:tc>
+          <w:tcPr>
+            <w:tcW w:type="dxa" w:w="2041"/>
+          </w:tcPr>
+          <w:p>
+            <w:r/>
+            <w:r>
+              <w:rPr>
+                <w:sz w:val="18"/>
+              </w:rPr>
+              <w:t>PRISMA 2020, ítem 9</w:t>
+            </w:r>
+          </w:p>
+        </w:tc>
+      </w:tr>
+      <w:tr>
+        <w:tc>
+          <w:tcPr>
+            <w:tcW w:type="dxa" w:w="3175"/>
+          </w:tcPr>
+          <w:p>
+            <w:r/>
+            <w:r>
+              <w:rPr>
+                <w:sz w:val="18"/>
+              </w:rPr>
               <w:t>00_GUIA_DEL_MATERIAL_SUPLEMENTARIO.pdf</w:t>
             </w:r>
           </w:p>

--- a/verificables revisión sistemática/00_INDICE.docx
+++ b/verificables revisión sistemática/00_INDICE.docx
@@ -411,7 +411,7 @@
               <w:rPr>
                 <w:sz w:val="18"/>
               </w:rPr>
-              <w:t>Pre-extracción de los 124 estudios, marcada como parcial</w:t>
+              <w:t>Pre-extracción de los 102 estudios, marcada como parcial</w:t>
             </w:r>
           </w:p>
         </w:tc>
@@ -441,7 +441,7 @@
               <w:rPr>
                 <w:sz w:val="18"/>
               </w:rPr>
-              <w:t>S5_listado_184_estudios.xlsx + .csv</w:t>
+              <w:t>S5_listado_162_estudios.xlsx + .csv</w:t>
             </w:r>
           </w:p>
         </w:tc>
@@ -455,7 +455,7 @@
               <w:rPr>
                 <w:sz w:val="18"/>
               </w:rPr>
-              <w:t>Los 184 estudios con situación, diseño, procedencia y si se obtuvo el texto completo</w:t>
+              <w:t>Los 162 estudios con situación, diseño, procedencia y si se obtuvo el texto completo</w:t>
             </w:r>
           </w:p>
         </w:tc>
@@ -1109,7 +1109,7 @@
               <w:rPr>
                 <w:sz w:val="18"/>
               </w:rPr>
-              <w:t>COMPLETO — 184 estudios</w:t>
+              <w:t>COMPLETO — 162 estudios</w:t>
             </w:r>
           </w:p>
         </w:tc>
@@ -1139,7 +1139,7 @@
               <w:rPr>
                 <w:sz w:val="18"/>
               </w:rPr>
-              <w:t>COMPLETA — 233 informes, ninguno sin prueba</w:t>
+              <w:t>COMPLETA — 201 informes, ninguno sin prueba</w:t>
             </w:r>
           </w:p>
         </w:tc>
@@ -1199,7 +1199,7 @@
               <w:rPr>
                 <w:sz w:val="18"/>
               </w:rPr>
-              <w:t>COMPLETA — 124 de 124</w:t>
+              <w:t>COMPLETA — 102 de 102</w:t>
             </w:r>
           </w:p>
         </w:tc>
@@ -1229,7 +1229,7 @@
               <w:rPr>
                 <w:sz w:val="18"/>
               </w:rPr>
-              <w:t>PARCIAL — 93 de 124 (75.0 %)</w:t>
+              <w:t>PARCIAL — 71 de 102 (69.6 %)</w:t>
             </w:r>
           </w:p>
         </w:tc>

--- a/verificables revisión sistemática/00_INDICE.docx
+++ b/verificables revisión sistemática/00_INDICE.docx
@@ -411,7 +411,7 @@
               <w:rPr>
                 <w:sz w:val="18"/>
               </w:rPr>
-              <w:t>Pre-extracción de los 102 estudios, marcada como parcial</w:t>
+              <w:t>Pre-extracción de los 98 estudios, marcada como parcial</w:t>
             </w:r>
           </w:p>
         </w:tc>
@@ -441,7 +441,7 @@
               <w:rPr>
                 <w:sz w:val="18"/>
               </w:rPr>
-              <w:t>S5_listado_162_estudios.xlsx + .csv</w:t>
+              <w:t>S5_listado_158_estudios.xlsx + .csv</w:t>
             </w:r>
           </w:p>
         </w:tc>
@@ -455,7 +455,7 @@
               <w:rPr>
                 <w:sz w:val="18"/>
               </w:rPr>
-              <w:t>Los 162 estudios con situación, diseño, procedencia y si se obtuvo el texto completo</w:t>
+              <w:t>Los 158 estudios con situación, diseño, procedencia y si se obtuvo el texto completo</w:t>
             </w:r>
           </w:p>
         </w:tc>
@@ -1109,7 +1109,7 @@
               <w:rPr>
                 <w:sz w:val="18"/>
               </w:rPr>
-              <w:t>COMPLETO — 162 estudios</w:t>
+              <w:t>COMPLETO — 158 estudios</w:t>
             </w:r>
           </w:p>
         </w:tc>
@@ -1139,7 +1139,7 @@
               <w:rPr>
                 <w:sz w:val="18"/>
               </w:rPr>
-              <w:t>COMPLETA — 201 informes, ninguno sin prueba</w:t>
+              <w:t>COMPLETA — 197 informes, ninguno sin prueba</w:t>
             </w:r>
           </w:p>
         </w:tc>
@@ -1199,7 +1199,7 @@
               <w:rPr>
                 <w:sz w:val="18"/>
               </w:rPr>
-              <w:t>COMPLETA — 102 de 102</w:t>
+              <w:t>COMPLETA — 98 de 98</w:t>
             </w:r>
           </w:p>
         </w:tc>
@@ -1229,7 +1229,7 @@
               <w:rPr>
                 <w:sz w:val="18"/>
               </w:rPr>
-              <w:t>PARCIAL — 71 de 102 (69.6 %)</w:t>
+              <w:t>PARCIAL — 71 de 98 (72.4 %)</w:t>
             </w:r>
           </w:p>
         </w:tc>

--- a/verificables revisión sistemática/00_INDICE.docx
+++ b/verificables revisión sistemática/00_INDICE.docx
@@ -411,7 +411,7 @@
               <w:rPr>
                 <w:sz w:val="18"/>
               </w:rPr>
-              <w:t>Pre-extracción de los 98 estudios, marcada como parcial</w:t>
+              <w:t>Pre-extracción de los 97 estudios, marcada como parcial</w:t>
             </w:r>
           </w:p>
         </w:tc>
@@ -441,7 +441,7 @@
               <w:rPr>
                 <w:sz w:val="18"/>
               </w:rPr>
-              <w:t>S5_listado_158_estudios.xlsx + .csv</w:t>
+              <w:t>S5_listado_157_estudios.xlsx + .csv</w:t>
             </w:r>
           </w:p>
         </w:tc>
@@ -455,7 +455,7 @@
               <w:rPr>
                 <w:sz w:val="18"/>
               </w:rPr>
-              <w:t>Los 158 estudios con situación, diseño, procedencia y si se obtuvo el texto completo</w:t>
+              <w:t>Los 157 estudios con situación, diseño, procedencia y si se obtuvo el texto completo</w:t>
             </w:r>
           </w:p>
         </w:tc>
@@ -1109,7 +1109,7 @@
               <w:rPr>
                 <w:sz w:val="18"/>
               </w:rPr>
-              <w:t>COMPLETO — 158 estudios</w:t>
+              <w:t>COMPLETO — 157 estudios</w:t>
             </w:r>
           </w:p>
         </w:tc>
@@ -1139,7 +1139,7 @@
               <w:rPr>
                 <w:sz w:val="18"/>
               </w:rPr>
-              <w:t>COMPLETA — 197 informes, ninguno sin prueba</w:t>
+              <w:t>COMPLETA — 196 informes, ninguno sin prueba</w:t>
             </w:r>
           </w:p>
         </w:tc>
@@ -1199,7 +1199,7 @@
               <w:rPr>
                 <w:sz w:val="18"/>
               </w:rPr>
-              <w:t>COMPLETA — 98 de 98</w:t>
+              <w:t>COMPLETA — 97 de 97</w:t>
             </w:r>
           </w:p>
         </w:tc>
@@ -1229,7 +1229,7 @@
               <w:rPr>
                 <w:sz w:val="18"/>
               </w:rPr>
-              <w:t>PARCIAL — 71 de 98 (72.4 %)</w:t>
+              <w:t>PARCIAL — 71 de 97 (73.2 %)</w:t>
             </w:r>
           </w:p>
         </w:tc>

--- a/verificables revisión sistemática/00_INDICE.docx
+++ b/verificables revisión sistemática/00_INDICE.docx
@@ -411,7 +411,7 @@
               <w:rPr>
                 <w:sz w:val="18"/>
               </w:rPr>
-              <w:t>Pre-extracción de los 97 estudios, marcada como parcial</w:t>
+              <w:t>Pre-extracción de los 95 estudios, marcada como parcial</w:t>
             </w:r>
           </w:p>
         </w:tc>
@@ -441,7 +441,7 @@
               <w:rPr>
                 <w:sz w:val="18"/>
               </w:rPr>
-              <w:t>S5_listado_157_estudios.xlsx + .csv</w:t>
+              <w:t>S5_listado_155_estudios.xlsx + .csv</w:t>
             </w:r>
           </w:p>
         </w:tc>
@@ -455,7 +455,7 @@
               <w:rPr>
                 <w:sz w:val="18"/>
               </w:rPr>
-              <w:t>Los 157 estudios con situación, diseño, procedencia y si se obtuvo el texto completo</w:t>
+              <w:t>Los 155 estudios con situación, diseño, procedencia y si se obtuvo el texto completo</w:t>
             </w:r>
           </w:p>
         </w:tc>
@@ -1109,7 +1109,7 @@
               <w:rPr>
                 <w:sz w:val="18"/>
               </w:rPr>
-              <w:t>COMPLETO — 157 estudios</w:t>
+              <w:t>COMPLETO — 155 estudios</w:t>
             </w:r>
           </w:p>
         </w:tc>
@@ -1139,7 +1139,7 @@
               <w:rPr>
                 <w:sz w:val="18"/>
               </w:rPr>
-              <w:t>COMPLETA — 196 informes, ninguno sin prueba</w:t>
+              <w:t>COMPLETA — 190 informes, ninguno sin prueba</w:t>
             </w:r>
           </w:p>
         </w:tc>
@@ -1199,7 +1199,7 @@
               <w:rPr>
                 <w:sz w:val="18"/>
               </w:rPr>
-              <w:t>COMPLETA — 97 de 97</w:t>
+              <w:t>COMPLETA — 95 de 95</w:t>
             </w:r>
           </w:p>
         </w:tc>
@@ -1229,7 +1229,7 @@
               <w:rPr>
                 <w:sz w:val="18"/>
               </w:rPr>
-              <w:t>PARCIAL — 71 de 97 (73.2 %)</w:t>
+              <w:t>PARCIAL — 71 de 95 (74.7 %)</w:t>
             </w:r>
           </w:p>
         </w:tc>

--- a/verificables revisión sistemática/00_INDICE.docx
+++ b/verificables revisión sistemática/00_INDICE.docx
@@ -1065,7 +1065,7 @@
               <w:rPr>
                 <w:sz w:val="18"/>
               </w:rPr>
-              <w:t>Búsqueda en nueve fuentes</w:t>
+              <w:t>Búsqueda en 8 fuentes</w:t>
             </w:r>
           </w:p>
         </w:tc>

--- a/verificables revisión sistemática/00_INDICE.docx
+++ b/verificables revisión sistemática/00_INDICE.docx
@@ -1289,7 +1289,7 @@
               <w:rPr>
                 <w:sz w:val="18"/>
               </w:rPr>
-              <w:t>PENDIENTE — 14 de 541 sin firmar; bloquea reportar desenlaces</w:t>
+              <w:t>COMPLETA — 539 de 541 con firma conjunta, 2 cerrados por regla</w:t>
             </w:r>
           </w:p>
         </w:tc>

--- a/verificables revisión sistemática/00_INDICE.docx
+++ b/verificables revisión sistemática/00_INDICE.docx
@@ -441,7 +441,7 @@
               <w:rPr>
                 <w:sz w:val="18"/>
               </w:rPr>
-              <w:t>S5_listado_155_estudios.xlsx + .csv</w:t>
+              <w:t>S5_listado_145_estudios.xlsx + .csv</w:t>
             </w:r>
           </w:p>
         </w:tc>
@@ -455,7 +455,7 @@
               <w:rPr>
                 <w:sz w:val="18"/>
               </w:rPr>
-              <w:t>Los 155 estudios con situación, diseño, procedencia y si se obtuvo el texto completo</w:t>
+              <w:t>Los 145 estudios con situación, diseño, procedencia y si se obtuvo el texto completo</w:t>
             </w:r>
           </w:p>
         </w:tc>
@@ -1109,7 +1109,7 @@
               <w:rPr>
                 <w:sz w:val="18"/>
               </w:rPr>
-              <w:t>COMPLETO — 155 estudios</w:t>
+              <w:t>COMPLETO — 145 estudios</w:t>
             </w:r>
           </w:p>
         </w:tc>
@@ -1139,7 +1139,7 @@
               <w:rPr>
                 <w:sz w:val="18"/>
               </w:rPr>
-              <w:t>COMPLETA — 190 informes, ninguno sin prueba</w:t>
+              <w:t>COMPLETA — 179 informes, ninguno sin prueba</w:t>
             </w:r>
           </w:p>
         </w:tc>

--- a/verificables revisión sistemática/00_INDICE.docx
+++ b/verificables revisión sistemática/00_INDICE.docx
@@ -441,7 +441,7 @@
               <w:rPr>
                 <w:sz w:val="18"/>
               </w:rPr>
-              <w:t>S5_listado_145_estudios.xlsx + .csv</w:t>
+              <w:t>S5_listado_137_estudios.xlsx + .csv</w:t>
             </w:r>
           </w:p>
         </w:tc>
@@ -455,7 +455,7 @@
               <w:rPr>
                 <w:sz w:val="18"/>
               </w:rPr>
-              <w:t>Los 145 estudios con situación, diseño, procedencia y si se obtuvo el texto completo</w:t>
+              <w:t>Los 137 estudios con situación, diseño, procedencia y si se obtuvo el texto completo</w:t>
             </w:r>
           </w:p>
         </w:tc>
@@ -1109,7 +1109,7 @@
               <w:rPr>
                 <w:sz w:val="18"/>
               </w:rPr>
-              <w:t>COMPLETO — 145 estudios</w:t>
+              <w:t>COMPLETO — 137 estudios</w:t>
             </w:r>
           </w:p>
         </w:tc>
@@ -1139,7 +1139,7 @@
               <w:rPr>
                 <w:sz w:val="18"/>
               </w:rPr>
-              <w:t>COMPLETA — 179 informes, ninguno sin prueba</w:t>
+              <w:t>COMPLETA — 171 informes, ninguno sin prueba</w:t>
             </w:r>
           </w:p>
         </w:tc>

--- a/verificables revisión sistemática/00_INDICE.docx
+++ b/verificables revisión sistemática/00_INDICE.docx
@@ -411,7 +411,7 @@
               <w:rPr>
                 <w:sz w:val="18"/>
               </w:rPr>
-              <w:t>Pre-extracción de los 95 estudios, marcada como parcial</w:t>
+              <w:t>Pre-extracción de los 94 estudios, marcada como parcial</w:t>
             </w:r>
           </w:p>
         </w:tc>
@@ -441,7 +441,7 @@
               <w:rPr>
                 <w:sz w:val="18"/>
               </w:rPr>
-              <w:t>S5_listado_137_estudios.xlsx + .csv</w:t>
+              <w:t>S5_listado_136_estudios.xlsx + .csv</w:t>
             </w:r>
           </w:p>
         </w:tc>
@@ -455,7 +455,7 @@
               <w:rPr>
                 <w:sz w:val="18"/>
               </w:rPr>
-              <w:t>Los 137 estudios con situación, diseño, procedencia y si se obtuvo el texto completo</w:t>
+              <w:t>Los 136 estudios con situación, diseño, procedencia y si se obtuvo el texto completo</w:t>
             </w:r>
           </w:p>
         </w:tc>
@@ -1109,7 +1109,7 @@
               <w:rPr>
                 <w:sz w:val="18"/>
               </w:rPr>
-              <w:t>COMPLETO — 137 estudios</w:t>
+              <w:t>COMPLETO — 136 estudios</w:t>
             </w:r>
           </w:p>
         </w:tc>
@@ -1139,7 +1139,7 @@
               <w:rPr>
                 <w:sz w:val="18"/>
               </w:rPr>
-              <w:t>COMPLETA — 171 informes, ninguno sin prueba</w:t>
+              <w:t>COMPLETA — 170 informes, ninguno sin prueba</w:t>
             </w:r>
           </w:p>
         </w:tc>
@@ -1199,7 +1199,7 @@
               <w:rPr>
                 <w:sz w:val="18"/>
               </w:rPr>
-              <w:t>COMPLETA — 95 de 95</w:t>
+              <w:t>COMPLETA — 94 de 94</w:t>
             </w:r>
           </w:p>
         </w:tc>
@@ -1229,7 +1229,7 @@
               <w:rPr>
                 <w:sz w:val="18"/>
               </w:rPr>
-              <w:t>PARCIAL — 71 de 95 (74.7 %)</w:t>
+              <w:t>PARCIAL — 70 de 94 (74.5 %)</w:t>
             </w:r>
           </w:p>
         </w:tc>

--- a/verificables revisión sistemática/00_INDICE.docx
+++ b/verificables revisión sistemática/00_INDICE.docx
@@ -411,7 +411,7 @@
               <w:rPr>
                 <w:sz w:val="18"/>
               </w:rPr>
-              <w:t>Pre-extracción de los 94 estudios, marcada como parcial</w:t>
+              <w:t>Pre-extracción de los 90 estudios, marcada como parcial</w:t>
             </w:r>
           </w:p>
         </w:tc>
@@ -441,7 +441,7 @@
               <w:rPr>
                 <w:sz w:val="18"/>
               </w:rPr>
-              <w:t>S5_listado_136_estudios.xlsx + .csv</w:t>
+              <w:t>S5_listado_132_estudios.xlsx + .csv</w:t>
             </w:r>
           </w:p>
         </w:tc>
@@ -455,7 +455,7 @@
               <w:rPr>
                 <w:sz w:val="18"/>
               </w:rPr>
-              <w:t>Los 136 estudios con situación, diseño, procedencia y si se obtuvo el texto completo</w:t>
+              <w:t>Los 132 estudios con situación, diseño, procedencia y si se obtuvo el texto completo</w:t>
             </w:r>
           </w:p>
         </w:tc>
@@ -1109,7 +1109,7 @@
               <w:rPr>
                 <w:sz w:val="18"/>
               </w:rPr>
-              <w:t>COMPLETO — 136 estudios</w:t>
+              <w:t>COMPLETO — 132 estudios</w:t>
             </w:r>
           </w:p>
         </w:tc>
@@ -1139,7 +1139,7 @@
               <w:rPr>
                 <w:sz w:val="18"/>
               </w:rPr>
-              <w:t>COMPLETA — 170 informes, ninguno sin prueba</w:t>
+              <w:t>COMPLETA — 166 informes, ninguno sin prueba</w:t>
             </w:r>
           </w:p>
         </w:tc>
@@ -1199,7 +1199,7 @@
               <w:rPr>
                 <w:sz w:val="18"/>
               </w:rPr>
-              <w:t>COMPLETA — 94 de 94</w:t>
+              <w:t>COMPLETA — 90 de 90</w:t>
             </w:r>
           </w:p>
         </w:tc>
@@ -1229,7 +1229,7 @@
               <w:rPr>
                 <w:sz w:val="18"/>
               </w:rPr>
-              <w:t>PARCIAL — 70 de 94 (74.5 %)</w:t>
+              <w:t>PARCIAL — 66 de 90 (73.3 %)</w:t>
             </w:r>
           </w:p>
         </w:tc>

--- a/verificables revisión sistemática/00_INDICE.docx
+++ b/verificables revisión sistemática/00_INDICE.docx
@@ -411,7 +411,7 @@
               <w:rPr>
                 <w:sz w:val="18"/>
               </w:rPr>
-              <w:t>Pre-extracción de los 90 estudios, marcada como parcial</w:t>
+              <w:t>Pre-extracción de los 86 estudios, marcada como parcial</w:t>
             </w:r>
           </w:p>
         </w:tc>
@@ -441,7 +441,7 @@
               <w:rPr>
                 <w:sz w:val="18"/>
               </w:rPr>
-              <w:t>S5_listado_132_estudios.xlsx + .csv</w:t>
+              <w:t>S5_listado_128_estudios.xlsx + .csv</w:t>
             </w:r>
           </w:p>
         </w:tc>
@@ -455,7 +455,7 @@
               <w:rPr>
                 <w:sz w:val="18"/>
               </w:rPr>
-              <w:t>Los 132 estudios con situación, diseño, procedencia y si se obtuvo el texto completo</w:t>
+              <w:t>Los 128 estudios con situación, diseño, procedencia y si se obtuvo el texto completo</w:t>
             </w:r>
           </w:p>
         </w:tc>
@@ -1109,7 +1109,7 @@
               <w:rPr>
                 <w:sz w:val="18"/>
               </w:rPr>
-              <w:t>COMPLETO — 132 estudios</w:t>
+              <w:t>COMPLETO — 128 estudios</w:t>
             </w:r>
           </w:p>
         </w:tc>
@@ -1139,7 +1139,7 @@
               <w:rPr>
                 <w:sz w:val="18"/>
               </w:rPr>
-              <w:t>COMPLETA — 166 informes, ninguno sin prueba</w:t>
+              <w:t>COMPLETA — 161 informes, ninguno sin prueba</w:t>
             </w:r>
           </w:p>
         </w:tc>
@@ -1199,7 +1199,7 @@
               <w:rPr>
                 <w:sz w:val="18"/>
               </w:rPr>
-              <w:t>COMPLETA — 90 de 90</w:t>
+              <w:t>COMPLETA — 86 de 86</w:t>
             </w:r>
           </w:p>
         </w:tc>
@@ -1229,7 +1229,7 @@
               <w:rPr>
                 <w:sz w:val="18"/>
               </w:rPr>
-              <w:t>PARCIAL — 66 de 90 (73.3 %)</w:t>
+              <w:t>PARCIAL — 65 de 86 (75.6 %)</w:t>
             </w:r>
           </w:p>
         </w:tc>

--- a/verificables revisión sistemática/00_INDICE.docx
+++ b/verificables revisión sistemática/00_INDICE.docx
@@ -411,7 +411,7 @@
               <w:rPr>
                 <w:sz w:val="18"/>
               </w:rPr>
-              <w:t>Pre-extracción de los 86 estudios, marcada como parcial</w:t>
+              <w:t>Pre-extracción de los 65 estudios, marcada como parcial</w:t>
             </w:r>
           </w:p>
         </w:tc>
@@ -441,7 +441,7 @@
               <w:rPr>
                 <w:sz w:val="18"/>
               </w:rPr>
-              <w:t>S5_listado_128_estudios.xlsx + .csv</w:t>
+              <w:t>S5_listado_65_estudios.xlsx + .csv</w:t>
             </w:r>
           </w:p>
         </w:tc>
@@ -455,7 +455,7 @@
               <w:rPr>
                 <w:sz w:val="18"/>
               </w:rPr>
-              <w:t>Los 128 estudios con situación, diseño, procedencia y si se obtuvo el texto completo</w:t>
+              <w:t>Los 65 estudios con situación, diseño, procedencia y si se obtuvo el texto completo</w:t>
             </w:r>
           </w:p>
         </w:tc>
@@ -1109,7 +1109,7 @@
               <w:rPr>
                 <w:sz w:val="18"/>
               </w:rPr>
-              <w:t>COMPLETO — 128 estudios</w:t>
+              <w:t>COMPLETO — 65 estudios</w:t>
             </w:r>
           </w:p>
         </w:tc>
@@ -1139,7 +1139,7 @@
               <w:rPr>
                 <w:sz w:val="18"/>
               </w:rPr>
-              <w:t>COMPLETA — 161 informes, ninguno sin prueba</w:t>
+              <w:t>COMPLETA — 80 informes, ninguno sin prueba</w:t>
             </w:r>
           </w:p>
         </w:tc>
@@ -1199,7 +1199,7 @@
               <w:rPr>
                 <w:sz w:val="18"/>
               </w:rPr>
-              <w:t>COMPLETA — 86 de 86</w:t>
+              <w:t>COMPLETA — 65 de 65</w:t>
             </w:r>
           </w:p>
         </w:tc>
@@ -1229,7 +1229,7 @@
               <w:rPr>
                 <w:sz w:val="18"/>
               </w:rPr>
-              <w:t>PARCIAL — 65 de 86 (75.6 %)</w:t>
+              <w:t>PARCIAL — 65 de 65 (100.0 %)</w:t>
             </w:r>
           </w:p>
         </w:tc>

--- a/verificables revisión sistemática/00_INDICE.docx
+++ b/verificables revisión sistemática/00_INDICE.docx
@@ -17,7 +17,7 @@
           <w:i/>
           <w:sz w:val="19"/>
         </w:rPr>
-        <w:t>Índice del paquete. Cada archivo responde a un ítem de PRISMA 2020 o a un requisito del ICMJE.</w:t>
+        <w:t>Índice del paquete. Cada archivo responde a un ítem de PRISMA 2020, a un requisito del ICMJE o a una comprobación metodológica.</w:t>
       </w:r>
     </w:p>
     <w:tbl>
@@ -103,7 +103,7 @@
               <w:rPr>
                 <w:sz w:val="18"/>
               </w:rPr>
-              <w:t>Evaluación editorial previa: qué bloquea la publicación y qué solo la mejora</w:t>
+              <w:t>Autoevaluación redactada por el modelo de lenguaje (Claude Opus 5) a petición de los autores; no es un informe de un editor ni una revisión externa. Qué bloquea la publicación y qué solo la mejora</w:t>
             </w:r>
           </w:p>
         </w:tc>
@@ -117,7 +117,7 @@
               <w:rPr>
                 <w:sz w:val="18"/>
               </w:rPr>
-              <w:t>Se adjunta a propósito; PRISMA ítem 27</w:t>
+              <w:t>Se adjunta a propósito; no es un requisito de PRISMA ni del ICMJE</w:t>
             </w:r>
           </w:p>
         </w:tc>
@@ -147,7 +147,7 @@
               <w:rPr>
                 <w:sz w:val="18"/>
               </w:rPr>
-              <w:t>Manuscrito completo en español</w:t>
+              <w:t>Manuscrito maestro completo, en español, en Word; el de la revista deriva de él</w:t>
             </w:r>
           </w:p>
         </w:tc>
@@ -161,7 +161,51 @@
               <w:rPr>
                 <w:sz w:val="18"/>
               </w:rPr>
-              <w:t>Envío</w:t>
+              <w:t>Referencia</w:t>
+            </w:r>
+          </w:p>
+        </w:tc>
+      </w:tr>
+      <w:tr>
+        <w:tc>
+          <w:tcPr>
+            <w:tcW w:type="dxa" w:w="3175"/>
+          </w:tcPr>
+          <w:p>
+            <w:r/>
+            <w:r>
+              <w:rPr>
+                <w:sz w:val="18"/>
+              </w:rPr>
+              <w:t>manuscrito_revision_sistematica.pdf</w:t>
+            </w:r>
+          </w:p>
+        </w:tc>
+        <w:tc>
+          <w:tcPr>
+            <w:tcW w:type="dxa" w:w="4195"/>
+          </w:tcPr>
+          <w:p>
+            <w:r/>
+            <w:r>
+              <w:rPr>
+                <w:sz w:val="18"/>
+              </w:rPr>
+              <w:t>El mismo manuscrito maestro, maquetado en PDF</w:t>
+            </w:r>
+          </w:p>
+        </w:tc>
+        <w:tc>
+          <w:tcPr>
+            <w:tcW w:type="dxa" w:w="2041"/>
+          </w:tcPr>
+          <w:p>
+            <w:r/>
+            <w:r>
+              <w:rPr>
+                <w:sz w:val="18"/>
+              </w:rPr>
+              <w:t>Referencia</w:t>
             </w:r>
           </w:p>
         </w:tc>
@@ -191,7 +235,7 @@
               <w:rPr>
                 <w:sz w:val="18"/>
               </w:rPr>
-              <w:t>Manuscrito completo en inglés, para envío a revista</w:t>
+              <w:t>Versión en inglés del manuscrito maestro, en Word</w:t>
             </w:r>
           </w:p>
         </w:tc>
@@ -205,7 +249,51 @@
               <w:rPr>
                 <w:sz w:val="18"/>
               </w:rPr>
-              <w:t>Envío</w:t>
+              <w:t>Referencia</w:t>
+            </w:r>
+          </w:p>
+        </w:tc>
+      </w:tr>
+      <w:tr>
+        <w:tc>
+          <w:tcPr>
+            <w:tcW w:type="dxa" w:w="3175"/>
+          </w:tcPr>
+          <w:p>
+            <w:r/>
+            <w:r>
+              <w:rPr>
+                <w:sz w:val="18"/>
+              </w:rPr>
+              <w:t>manuscript_systematic_review_en.pdf</w:t>
+            </w:r>
+          </w:p>
+        </w:tc>
+        <w:tc>
+          <w:tcPr>
+            <w:tcW w:type="dxa" w:w="4195"/>
+          </w:tcPr>
+          <w:p>
+            <w:r/>
+            <w:r>
+              <w:rPr>
+                <w:sz w:val="18"/>
+              </w:rPr>
+              <w:t>La versión en inglés, maquetada en PDF</w:t>
+            </w:r>
+          </w:p>
+        </w:tc>
+        <w:tc>
+          <w:tcPr>
+            <w:tcW w:type="dxa" w:w="2041"/>
+          </w:tcPr>
+          <w:p>
+            <w:r/>
+            <w:r>
+              <w:rPr>
+                <w:sz w:val="18"/>
+              </w:rPr>
+              <w:t>Referencia</w:t>
             </w:r>
           </w:p>
         </w:tc>
@@ -279,7 +367,7 @@
               <w:rPr>
                 <w:sz w:val="18"/>
               </w:rPr>
-              <w:t>Sintaxis literal por fuente, fecha y número de resultados</w:t>
+              <w:t>Sintaxis literal por fuente, con su número de resultados</w:t>
             </w:r>
           </w:p>
         </w:tc>
@@ -293,7 +381,7 @@
               <w:rPr>
                 <w:sz w:val="18"/>
               </w:rPr>
-              <w:t>PRISMA 2020, ítems 6 y 7</w:t>
+              <w:t>PRISMA 2020, ítem 7; el 6, en parte: la ejecución de Scopus cuya exportación entró al corpus no tiene fecha registrada</w:t>
             </w:r>
           </w:p>
         </w:tc>
@@ -323,7 +411,7 @@
               <w:rPr>
                 <w:sz w:val="18"/>
               </w:rPr>
-              <w:t>Registro solo-anexar de toda decisión de cribado por título</w:t>
+              <w:t>Registro solo-anexar de cada decisión de cribado por título, con su motivo y su marca de tiempo; las emitió el modelo de lenguaje (Claude Opus 5) como revisor único, sin duplicación</w:t>
             </w:r>
           </w:p>
         </w:tc>
@@ -367,7 +455,7 @@
               <w:rPr>
                 <w:sz w:val="18"/>
               </w:rPr>
-              <w:t>Ídem para el cribado por resumen, con la corriente PRISMA</w:t>
+              <w:t>Ídem para el cribado por resumen, con la corriente PRISMA; una corrección es una fila nueva y la anterior se conserva</w:t>
             </w:r>
           </w:p>
         </w:tc>
@@ -411,7 +499,7 @@
               <w:rPr>
                 <w:sz w:val="18"/>
               </w:rPr>
-              <w:t>Pre-extracción de los 65 estudios, marcada como parcial</w:t>
+              <w:t>Pre-extracción desde el resumen de los 65 estudios, emitida por el modelo de lenguaje y marcada como parcial</w:t>
             </w:r>
           </w:p>
         </w:tc>
@@ -455,7 +543,7 @@
               <w:rPr>
                 <w:sz w:val="18"/>
               </w:rPr>
-              <w:t>Los 65 estudios con situación, diseño, procedencia y si se obtuvo el texto completo</w:t>
+              <w:t>Los 65 estudios del corpus con su situación, diseño, procedencia e informes agrupados; la agrupación la propuso un guion escrito por el modelo</w:t>
             </w:r>
           </w:p>
         </w:tc>
@@ -499,7 +587,7 @@
               <w:rPr>
                 <w:sz w:val="18"/>
               </w:rPr>
-              <w:t>Prueba de que el cribado no perdió estudios elegibles conocidos</w:t>
+              <w:t>Auditoría del cribado contra los 42 controles positivos fijados antes de empezarlo: no perdió ninguno de los 40 comprobables por PMID hasta la enmienda de idioma, que excluyó a Ronit 2024; hoy siguen en el corpus 35 de los 42</w:t>
             </w:r>
           </w:p>
         </w:tc>
@@ -543,7 +631,7 @@
               <w:rPr>
                 <w:sz w:val="18"/>
               </w:rPr>
-              <w:t>Financiación, conflictos, CRediT, registro, datos y uso de IA</w:t>
+              <w:t>Financiación, conflictos, CRediT, registro, datos y la declaración de uso de IA, copiada literal del manuscrito</w:t>
             </w:r>
           </w:p>
         </w:tc>
@@ -601,7 +689,7 @@
               <w:rPr>
                 <w:sz w:val="18"/>
               </w:rPr>
-              <w:t>Justifica el 46,5 % de §3.2</w:t>
+              <w:t>Sección 3.2 del manuscrito</w:t>
             </w:r>
           </w:p>
         </w:tc>
@@ -631,7 +719,7 @@
               <w:rPr>
                 <w:sz w:val="18"/>
               </w:rPr>
-              <w:t>Idioma de cada informe incluido, con la clase de evidencia y la prueba concreta</w:t>
+              <w:t>Idioma de cada informe que superó el cribado, con la clase de evidencia y la prueba concreta</w:t>
             </w:r>
           </w:p>
         </w:tc>
@@ -719,7 +807,7 @@
               <w:rPr>
                 <w:sz w:val="18"/>
               </w:rPr>
-              <w:t>Concordancia entre las dos extracciones independientes, variable a variable, antes de resolver nada</w:t>
+              <w:t>Concordancia entre las dos extracciones, variable a variable, antes de resolver nada; su independencia no está acreditada</w:t>
             </w:r>
           </w:p>
         </w:tc>
@@ -763,7 +851,7 @@
               <w:rPr>
                 <w:sz w:val="18"/>
               </w:rPr>
-              <w:t>Dónde está hoy cada desacuerdo y con qué se resuelve</w:t>
+              <w:t>Cómo se cerró cada uno de los 541 desacuerdos de la extracción y a quién anota el registro como responsable</w:t>
             </w:r>
           </w:p>
         </w:tc>
@@ -807,7 +895,7 @@
               <w:rPr>
                 <w:sz w:val="18"/>
               </w:rPr>
-              <w:t>Definición de erradicación y de éxito clínico, con su corrección documentada</w:t>
+              <w:t>Definición de erradicación y de éxito clínico, con su corrección documentada. Las redactó el modelo de lenguaje; según declara D.V., las decidieron los dos autores, y el registro del 12 de agosto de 2026 las dejó como propuesta sin ratificar</w:t>
             </w:r>
           </w:p>
         </w:tc>
@@ -837,7 +925,7 @@
               <w:rPr>
                 <w:sz w:val="18"/>
               </w:rPr>
-              <w:t>S14_extraccion_adjudicada.csv</w:t>
+              <w:t>S14_extraccion_adjudicada.xlsx + .csv</w:t>
             </w:r>
           </w:p>
         </w:tc>
@@ -851,7 +939,7 @@
               <w:rPr>
                 <w:sz w:val="18"/>
               </w:rPr>
-              <w:t>Extracción definitiva, un valor por casilla tras el consenso</w:t>
+              <w:t>Extracción definitiva: un valor por casilla, brazo a brazo, tras la adjudicación de los desacuerdos</w:t>
             </w:r>
           </w:p>
         </w:tc>
@@ -881,7 +969,7 @@
               <w:rPr>
                 <w:sz w:val="18"/>
               </w:rPr>
-              <w:t>S15_procedencia_de_cada_casilla.csv</w:t>
+              <w:t>S15_procedencia_de_cada_casilla.xlsx + .csv</w:t>
             </w:r>
           </w:p>
         </w:tc>
@@ -895,7 +983,7 @@
               <w:rPr>
                 <w:sz w:val="18"/>
               </w:rPr>
-              <w:t>Si cada casilla la acordaron los dos, la firmó el consenso, o la leyó uno solo</w:t>
+              <w:t>De dónde sale el valor de cada casilla de S14: acuerdo, adjudicada por los dos, adjudicada por uno, corregida contra el texto, una sola lectura o abierta</w:t>
             </w:r>
           </w:p>
         </w:tc>
@@ -910,6 +998,446 @@
                 <w:sz w:val="18"/>
               </w:rPr>
               <w:t>PRISMA 2020, ítem 9</w:t>
+            </w:r>
+          </w:p>
+        </w:tc>
+      </w:tr>
+      <w:tr>
+        <w:tc>
+          <w:tcPr>
+            <w:tcW w:type="dxa" w:w="3175"/>
+          </w:tcPr>
+          <w:p>
+            <w:r/>
+            <w:r>
+              <w:rPr>
+                <w:sz w:val="18"/>
+              </w:rPr>
+              <w:t>S16_excluidos_tras_leer_el_texto_completo.xlsx + .csv</w:t>
+            </w:r>
+          </w:p>
+        </w:tc>
+        <w:tc>
+          <w:tcPr>
+            <w:tcW w:type="dxa" w:w="4195"/>
+          </w:tcPr>
+          <w:p>
+            <w:r/>
+            <w:r>
+              <w:rPr>
+                <w:sz w:val="18"/>
+              </w:rPr>
+              <w:t>Los 118 estudios que el cribado admitió y que salieron después, con su código de motivo y quién firmó cada exclusión (los dos autores en 116; D.V. solo en 2). 71 no llevan cita del artículo, entre ellos los 63 sin el artículo completo (NOPDF) y los 4 sin texto que se pudiera leer (NOREC)</w:t>
+            </w:r>
+          </w:p>
+        </w:tc>
+        <w:tc>
+          <w:tcPr>
+            <w:tcW w:type="dxa" w:w="2041"/>
+          </w:tcPr>
+          <w:p>
+            <w:r/>
+            <w:r>
+              <w:rPr>
+                <w:sz w:val="18"/>
+              </w:rPr>
+              <w:t>PRISMA 2020, ítem 16b</w:t>
+            </w:r>
+          </w:p>
+        </w:tc>
+      </w:tr>
+      <w:tr>
+        <w:tc>
+          <w:tcPr>
+            <w:tcW w:type="dxa" w:w="3175"/>
+          </w:tcPr>
+          <w:p>
+            <w:r/>
+            <w:r>
+              <w:rPr>
+                <w:sz w:val="18"/>
+              </w:rPr>
+              <w:t>S17_tabla6_brazo_a_brazo.xlsx + .csv</w:t>
+            </w:r>
+          </w:p>
+        </w:tc>
+        <w:tc>
+          <w:tcPr>
+            <w:tcW w:type="dxa" w:w="4195"/>
+          </w:tcPr>
+          <w:p>
+            <w:r/>
+            <w:r>
+              <w:rPr>
+                <w:sz w:val="18"/>
+              </w:rPr>
+              <w:t>La Tabla 6 desglosada: los requisitos para agrupar, brazo a brazo, con el primero que falla y por qué</w:t>
+            </w:r>
+          </w:p>
+        </w:tc>
+        <w:tc>
+          <w:tcPr>
+            <w:tcW w:type="dxa" w:w="2041"/>
+          </w:tcPr>
+          <w:p>
+            <w:r/>
+            <w:r>
+              <w:rPr>
+                <w:sz w:val="18"/>
+              </w:rPr>
+              <w:t>PRISMA 2020, ítem 13a</w:t>
+            </w:r>
+          </w:p>
+        </w:tc>
+      </w:tr>
+      <w:tr>
+        <w:tc>
+          <w:tcPr>
+            <w:tcW w:type="dxa" w:w="3175"/>
+          </w:tcPr>
+          <w:p>
+            <w:r/>
+            <w:r>
+              <w:rPr>
+                <w:sz w:val="18"/>
+              </w:rPr>
+              <w:t>S18_cada_juicio_con_su_frase.xlsx + .csv</w:t>
+            </w:r>
+          </w:p>
+        </w:tc>
+        <w:tc>
+          <w:tcPr>
+            <w:tcW w:type="dxa" w:w="4195"/>
+          </w:tcPr>
+          <w:p>
+            <w:r/>
+            <w:r>
+              <w:rPr>
+                <w:sz w:val="18"/>
+              </w:rPr>
+              <w:t>Los 68 juicios de riesgo de sesgo, uno por fila, con lo que sostiene cada uno en el cuaderno firmado: una cita literal en 24, una nota sin cita en 36 y nada en 8</w:t>
+            </w:r>
+          </w:p>
+        </w:tc>
+        <w:tc>
+          <w:tcPr>
+            <w:tcW w:type="dxa" w:w="2041"/>
+          </w:tcPr>
+          <w:p>
+            <w:r/>
+            <w:r>
+              <w:rPr>
+                <w:sz w:val="18"/>
+              </w:rPr>
+              <w:t>PRISMA 2020, ítems 11 y 18</w:t>
+            </w:r>
+          </w:p>
+        </w:tc>
+      </w:tr>
+      <w:tr>
+        <w:tc>
+          <w:tcPr>
+            <w:tcW w:type="dxa" w:w="3175"/>
+          </w:tcPr>
+          <w:p>
+            <w:r/>
+            <w:r>
+              <w:rPr>
+                <w:sz w:val="18"/>
+              </w:rPr>
+              <w:t>S18b_frases_cosechadas_por_tema.xlsx + .csv</w:t>
+            </w:r>
+          </w:p>
+        </w:tc>
+        <w:tc>
+          <w:tcPr>
+            <w:tcW w:type="dxa" w:w="4195"/>
+          </w:tcPr>
+          <w:p>
+            <w:r/>
+            <w:r>
+              <w:rPr>
+                <w:sz w:val="18"/>
+              </w:rPr>
+              <w:t>Las frases de cada artículo que el modelo de lenguaje localizó de forma automática para cada dominio de riesgo de sesgo y puso como comentario en los formularios; no sustituyen a lo que sostiene cada juicio (S18)</w:t>
+            </w:r>
+          </w:p>
+        </w:tc>
+        <w:tc>
+          <w:tcPr>
+            <w:tcW w:type="dxa" w:w="2041"/>
+          </w:tcPr>
+          <w:p>
+            <w:r/>
+            <w:r>
+              <w:rPr>
+                <w:sz w:val="18"/>
+              </w:rPr>
+              <w:t>PRISMA 2020, ítem 11</w:t>
+            </w:r>
+          </w:p>
+        </w:tc>
+      </w:tr>
+      <w:tr>
+        <w:tc>
+          <w:tcPr>
+            <w:tcW w:type="dxa" w:w="3175"/>
+          </w:tcPr>
+          <w:p>
+            <w:r/>
+            <w:r>
+              <w:rPr>
+                <w:sz w:val="18"/>
+              </w:rPr>
+              <w:t>S19_cribado_con_modelo_de_lenguaje.docx</w:t>
+            </w:r>
+          </w:p>
+        </w:tc>
+        <w:tc>
+          <w:tcPr>
+            <w:tcW w:type="dxa" w:w="4195"/>
+          </w:tcPr>
+          <w:p>
+            <w:r/>
+            <w:r>
+              <w:rPr>
+                <w:sz w:val="18"/>
+              </w:rPr>
+              <w:t>Qué modelo emitió las decisiones de cribado, cuándo y sobre qué ficheros; qué examinó D.V., según su declaración, y qué no quedó registrado</w:t>
+            </w:r>
+          </w:p>
+        </w:tc>
+        <w:tc>
+          <w:tcPr>
+            <w:tcW w:type="dxa" w:w="2041"/>
+          </w:tcPr>
+          <w:p>
+            <w:r/>
+            <w:r>
+              <w:rPr>
+                <w:sz w:val="18"/>
+              </w:rPr>
+              <w:t>PRISMA 2020, ítem 8</w:t>
+            </w:r>
+          </w:p>
+        </w:tc>
+      </w:tr>
+      <w:tr>
+        <w:tc>
+          <w:tcPr>
+            <w:tcW w:type="dxa" w:w="3175"/>
+          </w:tcPr>
+          <w:p>
+            <w:r/>
+            <w:r>
+              <w:rPr>
+                <w:sz w:val="18"/>
+              </w:rPr>
+              <w:t>S20_de_que_informe_salio_cada_brazo.xlsx + .csv</w:t>
+            </w:r>
+          </w:p>
+        </w:tc>
+        <w:tc>
+          <w:tcPr>
+            <w:tcW w:type="dxa" w:w="4195"/>
+          </w:tcPr>
+          <w:p>
+            <w:r/>
+            <w:r>
+              <w:rPr>
+                <w:sz w:val="18"/>
+              </w:rPr>
+              <w:t>De qué informe salió cada brazo extraído, y con qué prueba se estableció el vínculo</w:t>
+            </w:r>
+          </w:p>
+        </w:tc>
+        <w:tc>
+          <w:tcPr>
+            <w:tcW w:type="dxa" w:w="2041"/>
+          </w:tcPr>
+          <w:p>
+            <w:r/>
+            <w:r>
+              <w:rPr>
+                <w:sz w:val="18"/>
+              </w:rPr>
+              <w:t>PRISMA 2020, ítem 10a</w:t>
+            </w:r>
+          </w:p>
+        </w:tc>
+      </w:tr>
+      <w:tr>
+        <w:tc>
+          <w:tcPr>
+            <w:tcW w:type="dxa" w:w="3175"/>
+          </w:tcPr>
+          <w:p>
+            <w:r/>
+            <w:r>
+              <w:rPr>
+                <w:sz w:val="18"/>
+              </w:rPr>
+              <w:t>S21_solapamiento_de_pacientes.xlsx + .csv</w:t>
+            </w:r>
+          </w:p>
+        </w:tc>
+        <w:tc>
+          <w:tcPr>
+            <w:tcW w:type="dxa" w:w="4195"/>
+          </w:tcPr>
+          <w:p>
+            <w:r/>
+            <w:r>
+              <w:rPr>
+                <w:sz w:val="18"/>
+              </w:rPr>
+              <w:t>Los 30 pares de estudios que podían describir a los mismos pacientes, con la señal que los marcó, el veredicto tras leer los dos artículos y la frase firmada en que se apoya</w:t>
+            </w:r>
+          </w:p>
+        </w:tc>
+        <w:tc>
+          <w:tcPr>
+            <w:tcW w:type="dxa" w:w="2041"/>
+          </w:tcPr>
+          <w:p>
+            <w:r/>
+            <w:r>
+              <w:rPr>
+                <w:sz w:val="18"/>
+              </w:rPr>
+              <w:t>Metodológico; pacientes contados dos veces</w:t>
+            </w:r>
+          </w:p>
+        </w:tc>
+      </w:tr>
+      <w:tr>
+        <w:tc>
+          <w:tcPr>
+            <w:tcW w:type="dxa" w:w="3175"/>
+          </w:tcPr>
+          <w:p>
+            <w:r/>
+            <w:r>
+              <w:rPr>
+                <w:sz w:val="18"/>
+              </w:rPr>
+              <w:t>S22_completitud_resumen_frente_a_texto.xlsx + .csv</w:t>
+            </w:r>
+          </w:p>
+        </w:tc>
+        <w:tc>
+          <w:tcPr>
+            <w:tcW w:type="dxa" w:w="4195"/>
+          </w:tcPr>
+          <w:p>
+            <w:r/>
+            <w:r>
+              <w:rPr>
+                <w:sz w:val="18"/>
+              </w:rPr>
+              <w:t>Para cada variable de estratificación, cuántos estudios la declaran en el texto completo, cuántos la mencionan sin poder clasificarla y cuántos callan</w:t>
+            </w:r>
+          </w:p>
+        </w:tc>
+        <w:tc>
+          <w:tcPr>
+            <w:tcW w:type="dxa" w:w="2041"/>
+          </w:tcPr>
+          <w:p>
+            <w:r/>
+            <w:r>
+              <w:rPr>
+                <w:sz w:val="18"/>
+              </w:rPr>
+              <w:t>Metodológico; separa el resumen del texto</w:t>
+            </w:r>
+          </w:p>
+        </w:tc>
+      </w:tr>
+      <w:tr>
+        <w:tc>
+          <w:tcPr>
+            <w:tcW w:type="dxa" w:w="3175"/>
+          </w:tcPr>
+          <w:p>
+            <w:r/>
+            <w:r>
+              <w:rPr>
+                <w:sz w:val="18"/>
+              </w:rPr>
+              <w:t>S23_clase_de_resistencia_comprobada.xlsx + .csv</w:t>
+            </w:r>
+          </w:p>
+        </w:tc>
+        <w:tc>
+          <w:tcPr>
+            <w:tcW w:type="dxa" w:w="4195"/>
+          </w:tcPr>
+          <w:p>
+            <w:r/>
+            <w:r>
+              <w:rPr>
+                <w:sz w:val="18"/>
+              </w:rPr>
+              <w:t>La clase de resistencia comprobada contra el antibiograma de cada artículo, con la frase o la tabla en que se apoya y qué cambió en la extracción</w:t>
+            </w:r>
+          </w:p>
+        </w:tc>
+        <w:tc>
+          <w:tcPr>
+            <w:tcW w:type="dxa" w:w="2041"/>
+          </w:tcPr>
+          <w:p>
+            <w:r/>
+            <w:r>
+              <w:rPr>
+                <w:sz w:val="18"/>
+              </w:rPr>
+              <w:t>PRISMA 2020, ítem 10a</w:t>
+            </w:r>
+          </w:p>
+        </w:tc>
+      </w:tr>
+      <w:tr>
+        <w:tc>
+          <w:tcPr>
+            <w:tcW w:type="dxa" w:w="3175"/>
+          </w:tcPr>
+          <w:p>
+            <w:r/>
+            <w:r>
+              <w:rPr>
+                <w:sz w:val="18"/>
+              </w:rPr>
+              <w:t>S24_comparativos_reextraidos.xlsx + .csv</w:t>
+            </w:r>
+          </w:p>
+        </w:tc>
+        <w:tc>
+          <w:tcPr>
+            <w:tcW w:type="dxa" w:w="4195"/>
+          </w:tcPr>
+          <w:p>
+            <w:r/>
+            <w:r>
+              <w:rPr>
+                <w:sz w:val="18"/>
+              </w:rPr>
+              <w:t>Los estudios con diseño comparativo, reextraídos: comparador, asignación, tiempo cero, cointervenciones, pérdidas, estimando y si hay un contraste para P. aeruginosa</w:t>
+            </w:r>
+          </w:p>
+        </w:tc>
+        <w:tc>
+          <w:tcPr>
+            <w:tcW w:type="dxa" w:w="2041"/>
+          </w:tcPr>
+          <w:p>
+            <w:r/>
+            <w:r>
+              <w:rPr>
+                <w:sz w:val="18"/>
+              </w:rPr>
+              <w:t>PRISMA 2020, ítem 10a</w:t>
             </w:r>
           </w:p>
         </w:tc>
@@ -983,7 +1511,7 @@
               <w:rPr>
                 <w:sz w:val="18"/>
               </w:rPr>
-              <w:t>Figuras 1 y 2 en PDF vectorial; tablas 1 a 4 en CSV</w:t>
+              <w:t>Figuras 1 y 2 en PDF vectorial; tablas 1 a 7 del manuscrito en CSV, más la tabla de criterios de elegibilidad</w:t>
             </w:r>
           </w:p>
         </w:tc>
@@ -1004,14 +1532,6 @@
       </w:tr>
     </w:tbl>
     <w:p/>
-    <w:p>
-      <w:pPr>
-        <w:pStyle w:val="Heading1"/>
-      </w:pPr>
-      <w:r>
-        <w:t>Estado del envío</w:t>
-      </w:r>
-    </w:p>
     <w:tbl>
       <w:tblPr>
         <w:tblStyle w:val="LightGrid-Accent1"/>
@@ -1109,7 +1629,37 @@
               <w:rPr>
                 <w:sz w:val="18"/>
               </w:rPr>
-              <w:t>COMPLETO — 65 estudios</w:t>
+              <w:t>COMPLETO — decisiones emitidas por el modelo de lenguaje como revisor único, sin duplicación; 233 informes pasaron a texto completo (183 estudios)</w:t>
+            </w:r>
+          </w:p>
+        </w:tc>
+      </w:tr>
+      <w:tr>
+        <w:tc>
+          <w:tcPr>
+            <w:tcW w:type="dxa" w:w="4535"/>
+          </w:tcPr>
+          <w:p>
+            <w:r/>
+            <w:r>
+              <w:rPr>
+                <w:sz w:val="18"/>
+              </w:rPr>
+              <w:t>Elegibilidad a texto completo</w:t>
+            </w:r>
+          </w:p>
+        </w:tc>
+        <w:tc>
+          <w:tcPr>
+            <w:tcW w:type="dxa" w:w="4876"/>
+          </w:tcPr>
+          <w:p>
+            <w:r/>
+            <w:r>
+              <w:rPr>
+                <w:sz w:val="18"/>
+              </w:rPr>
+              <w:t>COMPLETA — 118 de 183 estudios excluidos (63 por no disponer del artículo completo); 65 en el corpus</w:t>
             </w:r>
           </w:p>
         </w:tc>
@@ -1139,7 +1689,7 @@
               <w:rPr>
                 <w:sz w:val="18"/>
               </w:rPr>
-              <w:t>COMPLETA — 80 informes, ninguno sin prueba</w:t>
+              <w:t>COMPLETA — 80 informes, ninguno sin prueba; los 65 estudios del corpus, comprobados sobre el cuerpo del PDF</w:t>
             </w:r>
           </w:p>
         </w:tc>
@@ -1169,7 +1719,7 @@
               <w:rPr>
                 <w:sz w:val="18"/>
               </w:rPr>
-              <w:t>COMPLETA</w:t>
+              <w:t>COMPLETA — la propuso un guion escrito por el modelo (S5)</w:t>
             </w:r>
           </w:p>
         </w:tc>
@@ -1199,7 +1749,7 @@
               <w:rPr>
                 <w:sz w:val="18"/>
               </w:rPr>
-              <w:t>COMPLETA — 65 de 65</w:t>
+              <w:t>COMPLETA — 65 de 65, emitida por el modelo de lenguaje</w:t>
             </w:r>
           </w:p>
         </w:tc>
@@ -1229,7 +1779,7 @@
               <w:rPr>
                 <w:sz w:val="18"/>
               </w:rPr>
-              <w:t>PARCIAL — 65 de 65 (100.0 %)</w:t>
+              <w:t>100,0 % POR CONSTRUCCIÓN — 65 de 65: desde el 6 de octubre de 2026 solo entran estudios con el artículo completo (segunda enmienda); justo antes del criterio, 65 de 86 (75,6 %)</w:t>
             </w:r>
           </w:p>
         </w:tc>
@@ -1259,7 +1809,7 @@
               <w:rPr>
                 <w:sz w:val="18"/>
               </w:rPr>
-              <w:t>COMPLETA — 122 de 124 estudios (98 %)</w:t>
+              <w:t>COMPLETA — 122 de 124 estudios (98 %), sin independencia acreditada</w:t>
             </w:r>
           </w:p>
         </w:tc>
@@ -1289,7 +1839,7 @@
               <w:rPr>
                 <w:sz w:val="18"/>
               </w:rPr>
-              <w:t>COMPLETA — 539 de 541 con firma conjunta, 2 cerrados por regla</w:t>
+              <w:t>COMPLETA — 539 de 541 adjudicados: el registro anota a los dos en 14 y un único responsable en 525 (D.V. en 293, N.T. en 232); 2 cerrados por una regla mecánica, sin firma conjunta</w:t>
             </w:r>
           </w:p>
         </w:tc>
@@ -1319,7 +1869,7 @@
               <w:rPr>
                 <w:sz w:val="18"/>
               </w:rPr>
-              <w:t>COMPLETA — 0 falsos negativos en 350 registros recribados a ciegas</w:t>
+              <w:t>COMPLETA — un solo revisor (D.V.) recribió a ciegas 350 registros excluidos; en la primera pasada, sin los criterios a la vista, marcó 6 como incluibles y, al contrastarlos con los criterios, D.V. los reclasificó como excluidos: 0 falsos negativos en 350</w:t>
             </w:r>
           </w:p>
         </w:tc>
@@ -1335,7 +1885,7 @@
               <w:rPr>
                 <w:sz w:val="18"/>
               </w:rPr>
-              <w:t>Riesgo de sesgo y GRADE</w:t>
+              <w:t>Riesgo de sesgo</w:t>
             </w:r>
           </w:p>
         </w:tc>
@@ -1349,7 +1899,7 @@
               <w:rPr>
                 <w:sz w:val="18"/>
               </w:rPr>
-              <w:t>PENDIENTE — depende de la adjudicación</w:t>
+              <w:t>COMPLETO — 9 comparativos evaluables (2 RoB 2, 7 ROBINS-I), 68 juicios, firmados por los dos autores; sin independencia acreditada entre los dos cuadernos</w:t>
             </w:r>
           </w:p>
         </w:tc>
@@ -1365,7 +1915,7 @@
               <w:rPr>
                 <w:sz w:val="18"/>
               </w:rPr>
-              <w:t>Registro en PROSPERO</w:t>
+              <w:t>GRADE</w:t>
             </w:r>
           </w:p>
         </w:tc>
@@ -1379,7 +1929,37 @@
               <w:rPr>
                 <w:sz w:val="18"/>
               </w:rPr>
-              <w:t>PENDIENTE — declarado como ausente</w:t>
+              <w:t>NO SE APLICA — no hay estimador agrupado cuya certeza calificar</w:t>
+            </w:r>
+          </w:p>
+        </w:tc>
+      </w:tr>
+      <w:tr>
+        <w:tc>
+          <w:tcPr>
+            <w:tcW w:type="dxa" w:w="4535"/>
+          </w:tcPr>
+          <w:p>
+            <w:r/>
+            <w:r>
+              <w:rPr>
+                <w:sz w:val="18"/>
+              </w:rPr>
+              <w:t>Registro del protocolo</w:t>
+            </w:r>
+          </w:p>
+        </w:tc>
+        <w:tc>
+          <w:tcPr>
+            <w:tcW w:type="dxa" w:w="4876"/>
+          </w:tcPr>
+          <w:p>
+            <w:r/>
+            <w:r>
+              <w:rPr>
+                <w:sz w:val="18"/>
+              </w:rPr>
+              <w:t>NO SE REGISTRÓ — la ausencia se declara (§2.1); PROSPERO ya no admite una revisión con la extracción hecha</w:t>
             </w:r>
           </w:p>
         </w:tc>
@@ -1409,7 +1989,7 @@
               <w:rPr>
                 <w:sz w:val="18"/>
               </w:rPr>
-              <w:t>COMPLETOS</w:t>
+              <w:t>REDACTADOS — los borradores los redactó el modelo de lenguaje; N.T. no ha aprobado ni revisado por escrito la versión final</w:t>
             </w:r>
           </w:p>
         </w:tc>
@@ -1423,7 +2003,7 @@
           <w:color w:val="444444"/>
           <w:sz w:val="17"/>
         </w:rPr>
-        <w:t>Todas las cifras de este paquete y del manuscrito se generan desde el canal de datos. Una comprobación automática recorre el manuscrito y falla si alguna cifra del texto no procede de él.</w:t>
+        <w:t>Las cifras de este paquete y de los manuscritos las genera el canal de datos, cuyo código escribió y ejecutó el modelo de lenguaje. Unas comprobaciones automáticas recorren los manuscritos y fallan si una cifra no figura entre las del canal; que figure no garantiza que sea la que corresponde, y para eso una parte de las frases se comprueba contra la cifra concreta que debe llevar.</w:t>
       </w:r>
     </w:p>
     <w:sectPr>

--- a/verificables revisión sistemática/00_INDICE.docx
+++ b/verificables revisión sistemática/00_INDICE.docx
@@ -17,7 +17,7 @@
           <w:i/>
           <w:sz w:val="19"/>
         </w:rPr>
-        <w:t>Índice del paquete. Cada archivo responde a un ítem de PRISMA 2020, a un requisito del ICMJE o a una comprobación metodológica.</w:t>
+        <w:t>Índice del paquete. Cada archivo responde a un ítem de PRISMA 2020, a un requisito del ICMJE o a una comprobación metodológica. Las remisiones a secciones (§) y a tablas son las del manuscrito maestro (el informe extendido), no las del manuscrito preparado para la revista.</w:t>
       </w:r>
     </w:p>
     <w:tbl>
@@ -411,7 +411,7 @@
               <w:rPr>
                 <w:sz w:val="18"/>
               </w:rPr>
-              <w:t>Registro solo-anexar de cada decisión de cribado por título, con su motivo y su marca de tiempo; las emitió el modelo de lenguaje (Claude Opus 5) como revisor único, sin duplicación</w:t>
+              <w:t>Registro solo-anexar de cada decisión del cribado vigente por título, con su motivo y su marca de tiempo; las emitió el modelo de lenguaje (Claude Opus 5) como revisor único, sin duplicación. La primera pasada del 4 de agosto de 2026 sobre el brazo A de PubMed, que el cribado del pozo sustituyó, consta en el repositorio y no en S3, salvo 77 decisiones de resumen que el cribado del pozo heredó de ella por PMID</w:t>
             </w:r>
           </w:p>
         </w:tc>
@@ -763,7 +763,7 @@
               <w:rPr>
                 <w:sz w:val="18"/>
               </w:rPr>
-              <w:t>Idioma determinado sobre el texto completo de cada PDF recuperado</w:t>
+              <w:t>Idioma del cuerpo del PDF de cada uno de los 65 estudios del corpus, comprobado por un guion del canal escrito por el modelo sobre el texto del artículo y no sobre los metadatos: los 65 en inglés</w:t>
             </w:r>
           </w:p>
         </w:tc>
@@ -1027,7 +1027,7 @@
               <w:rPr>
                 <w:sz w:val="18"/>
               </w:rPr>
-              <w:t>Los 118 estudios que el cribado admitió y que salieron después, con su código de motivo y quién firmó cada exclusión (los dos autores en 116; D.V. solo en 2). 71 no llevan cita del artículo, entre ellos los 63 sin el artículo completo (NOPDF) y los 4 sin texto que se pudiera leer (NOREC)</w:t>
+              <w:t>Los 118 estudios que el cribado admitió y que salieron después, con su código de motivo y quién firmó cada exclusión (los dos autores en 116; D.V. solo en 2). 71 no llevan cita: los 63 sin el artículo completo (NOPDF), los 4 sin texto que se pudiera leer (NOREC) y 4 de los 24 con el código ORG. De las 47 que la llevan, 17 citan la ficha del registro y 1 (EST-205) la indexación en SciELO</w:t>
             </w:r>
           </w:p>
         </w:tc>
@@ -1869,7 +1869,7 @@
               <w:rPr>
                 <w:sz w:val="18"/>
               </w:rPr>
-              <w:t>COMPLETA — un solo revisor (D.V.) recribió a ciegas 350 registros excluidos; en la primera pasada, sin los criterios a la vista, marcó 6 como incluibles y, al contrastarlos con los criterios, D.V. los reclasificó como excluidos: 0 falsos negativos en 350</w:t>
+              <w:t>COMPLETA — un solo revisor (D.V.) recribó a ciegas 350 registros excluidos; en la primera pasada, sin los criterios a la vista, marcó 6 como incluibles y, al contrastarlos con los criterios, D.V. los reclasificó como excluidos: 0 falsos negativos en 350</w:t>
             </w:r>
           </w:p>
         </w:tc>
@@ -1989,7 +1989,7 @@
               <w:rPr>
                 <w:sz w:val="18"/>
               </w:rPr>
-              <w:t>REDACTADOS — los borradores los redactó el modelo de lenguaje; N.T. no ha aprobado ni revisado por escrito la versión final</w:t>
+              <w:t>REDACTADOS — los borradores los redactó el modelo de lenguaje; N.T. no ha aprobado ni revisado por escrito la versión final ni ha aceptado responder por el trabajo</w:t>
             </w:r>
           </w:p>
         </w:tc>

--- a/verificables revisión sistemática/00_INDICE.docx
+++ b/verificables revisión sistemática/00_INDICE.docx
@@ -89,7 +89,7 @@
               <w:rPr>
                 <w:sz w:val="18"/>
               </w:rPr>
-              <w:t>S0_informe_editorial.docx</w:t>
+              <w:t>S0_autoevaluacion_del_modelo.docx</w:t>
             </w:r>
           </w:p>
         </w:tc>
@@ -1013,7 +1013,7 @@
               <w:rPr>
                 <w:sz w:val="18"/>
               </w:rPr>
-              <w:t>S16_excluidos_tras_leer_el_texto_completo.xlsx + .csv</w:t>
+              <w:t>S16_excluidos_en_la_fase_de_texto_completo.xlsx + .csv</w:t>
             </w:r>
           </w:p>
         </w:tc>
@@ -1027,7 +1027,7 @@
               <w:rPr>
                 <w:sz w:val="18"/>
               </w:rPr>
-              <w:t>Los 118 estudios que el cribado admitió y que salieron después, con su código de motivo y quién firmó cada exclusión (los dos autores en 116; D.V. solo en 2). 71 no llevan cita: los 63 sin el artículo completo (NOPDF), los 4 sin texto que se pudiera leer (NOREC) y 4 de los 24 con el código ORG. De las 47 que la llevan, 17 citan la ficha del registro y 1 (EST-205) la indexación en SciELO</w:t>
+              <w:t>Los 118 estudios que el cribado admitió y que salieron después, con su código de motivo y quién firmó cada exclusión (los dos autores en 89; D.V. solo en 2; D.V. solo en 26; D.V. solo en 1). 71 no llevan cita: los 63 sin el artículo completo (NOPDF), los 4 sin texto que se pudiera leer (NOREC) y 4 de los 24 con el código ORG. De las 47 que la llevan, 17 citan la ficha del registro y 1 (EST-205) la indexación en SciELO</w:t>
             </w:r>
           </w:p>
         </w:tc>

--- a/verificables revisión sistemática/00_INDICE.docx
+++ b/verificables revisión sistemática/00_INDICE.docx
@@ -103,7 +103,7 @@
               <w:rPr>
                 <w:sz w:val="18"/>
               </w:rPr>
-              <w:t>Autoevaluación redactada por el modelo de lenguaje (Claude Opus 5) a petición de los autores; no es un informe de un editor ni una revisión externa. Qué bloquea la publicación y qué solo la mejora</w:t>
+              <w:t>Autoevaluación redactada por el modelo de lenguaje (Claude Opus 5); no es un informe de un editor ni una revisión externa. Qué bloquea la publicación y qué solo la mejora</w:t>
             </w:r>
           </w:p>
         </w:tc>
@@ -147,7 +147,7 @@
               <w:rPr>
                 <w:sz w:val="18"/>
               </w:rPr>
-              <w:t>Manuscrito maestro completo, en español, en Word; el de la revista deriva de él</w:t>
+              <w:t>No va en el envío a la revista. Manuscrito maestro completo, en español, en Word; el de la revista deriva de él</w:t>
             </w:r>
           </w:p>
         </w:tc>
@@ -191,7 +191,7 @@
               <w:rPr>
                 <w:sz w:val="18"/>
               </w:rPr>
-              <w:t>El mismo manuscrito maestro, maquetado en PDF</w:t>
+              <w:t>No va en el envío a la revista. El mismo manuscrito maestro, maquetado en PDF</w:t>
             </w:r>
           </w:p>
         </w:tc>
@@ -235,7 +235,7 @@
               <w:rPr>
                 <w:sz w:val="18"/>
               </w:rPr>
-              <w:t>Versión en inglés del manuscrito maestro, en Word</w:t>
+              <w:t>No va en el envío a la revista. Versión en inglés del manuscrito maestro, en Word</w:t>
             </w:r>
           </w:p>
         </w:tc>
@@ -279,7 +279,7 @@
               <w:rPr>
                 <w:sz w:val="18"/>
               </w:rPr>
-              <w:t>La versión en inglés, maquetada en PDF</w:t>
+              <w:t>No va en el envío a la revista. La versión en inglés, maquetada en PDF</w:t>
             </w:r>
           </w:p>
         </w:tc>
@@ -1027,7 +1027,7 @@
               <w:rPr>
                 <w:sz w:val="18"/>
               </w:rPr>
-              <w:t>Los 118 estudios que el cribado admitió y que salieron después, con su código de motivo y quién firmó cada exclusión (los dos autores en 89; D.V. solo en 2; D.V. solo en 26; D.V. solo en 1). 71 no llevan cita: los 63 sin el artículo completo (NOPDF), los 4 sin texto que se pudiera leer (NOREC) y 4 de los 24 con el código ORG. De las 47 que la llevan, 17 citan la ficha del registro y 1 (EST-205) la indexación en SciELO</w:t>
+              <w:t>Los 118 estudios que el cribado admitió y que salieron después, con su código de motivo y quién decidió cada exclusión según el registro: 89 las firmaron los dos autores, 2 las firmó D.V. solo y 27 se registraron por orden de D.V. del 1 y el 2 de septiembre de 2026 sin que conste la firma de N.T. 71 no llevan cita: los 63 sin el artículo completo (NOPDF), los 4 sin texto que se pudiera leer (NOREC) y 4 de los 24 con el código ORG. De las 47 que la llevan, 17 citan la ficha del registro y 1 (EST-205) la indexación en SciELO</w:t>
             </w:r>
           </w:p>
         </w:tc>
@@ -1159,7 +1159,7 @@
               <w:rPr>
                 <w:sz w:val="18"/>
               </w:rPr>
-              <w:t>Las frases de cada artículo que el modelo de lenguaje localizó de forma automática para cada dominio de riesgo de sesgo y puso como comentario en los formularios; no sustituyen a lo que sostiene cada juicio (S18)</w:t>
+              <w:t>No va en el envío a la revista. Las frases de cada artículo que el modelo de lenguaje localizó de forma automática para cada dominio de riesgo de sesgo y puso como comentario en los formularios; no sustituyen a lo que sostiene cada juicio (S18)</w:t>
             </w:r>
           </w:p>
         </w:tc>
@@ -1291,7 +1291,7 @@
               <w:rPr>
                 <w:sz w:val="18"/>
               </w:rPr>
-              <w:t>Los 30 pares de estudios que podían describir a los mismos pacientes, con la señal que los marcó, el veredicto tras leer los dos artículos y la frase firmada en que se apoya</w:t>
+              <w:t>Los 30 pares de estudios que podían describir a los mismos pacientes, con la señal que los marcó, el veredicto tras leer los dos artículos y la frase en que se apoya. 28 de los 30 veredictos llevan la firma de los dos autores; los otros 2, descartes que hizo la lectura del modelo del 22 de septiembre de 2026, no constan firmados</w:t>
             </w:r>
           </w:p>
         </w:tc>
@@ -1511,7 +1511,7 @@
               <w:rPr>
                 <w:sz w:val="18"/>
               </w:rPr>
-              <w:t>Figuras 1 y 2 en PDF vectorial; tablas 1 a 7 del manuscrito en CSV, más la tabla de criterios de elegibilidad</w:t>
+              <w:t>No va en el envío a la revista. Figuras 1 y 2 en PDF vectorial; tablas 1 a 7 del manuscrito en CSV, más la tabla de criterios de elegibilidad</w:t>
             </w:r>
           </w:p>
         </w:tc>
@@ -1532,6 +1532,16 @@
       </w:tr>
     </w:tbl>
     <w:p/>
+    <w:p>
+      <w:r>
+        <w:rPr>
+          <w:i/>
+          <w:color w:val="444444"/>
+          <w:sz w:val="17"/>
+        </w:rPr>
+        <w:t>Este índice es el mismo en el paquete de verificables y en suplementos/ del envío a la revista. Las 6 filas marcadas «No va en el envío a la revista» describen ficheros del paquete que el envío no lleva.</w:t>
+      </w:r>
+    </w:p>
     <w:tbl>
       <w:tblPr>
         <w:tblStyle w:val="LightGrid-Accent1"/>
